--- a/testakten/rentenrecht-hinterbliebene-kvdr-pflegezeiten-bremen/08_widerspruch_kanzlei.docx
+++ b/testakten/rentenrecht-hinterbliebene-kvdr-pflegezeiten-bremen/08_widerspruch_kanzlei.docx
@@ -5,72 +5,119 @@
     <w:p>
       <w:pPr>
         <w:pStyle w:val="Heading1"/>
+        <w:spacing w:after="160" w:line="259" w:lineRule="auto"/>
       </w:pPr>
       <w:r>
         <w:rPr>
           <w:rFonts w:ascii="Times New Roman" w:hAnsi="Times New Roman"/>
+          <w:b/>
+          <w:sz w:val="28"/>
         </w:rPr>
         <w:t>Widerspruch der Kanzlei</w:t>
       </w:r>
     </w:p>
     <w:p>
       <w:pPr>
+        <w:spacing w:before="120" w:after="60" w:line="259" w:lineRule="auto"/>
         <w:jc w:val="left"/>
       </w:pPr>
       <w:r>
+        <w:rPr>
+          <w:rFonts w:ascii="Times New Roman" w:hAnsi="Times New Roman"/>
+          <w:b/>
+          <w:sz w:val="22"/>
+        </w:rPr>
         <w:t>Feldhusen &amp; Partner Rechtsanwälte, Ostertorsteinweg 31, 28203 Bremen</w:t>
       </w:r>
     </w:p>
     <w:p>
       <w:pPr>
+        <w:spacing w:before="120" w:after="60" w:line="259" w:lineRule="auto"/>
         <w:jc w:val="left"/>
       </w:pPr>
       <w:r>
+        <w:rPr>
+          <w:rFonts w:ascii="Times New Roman" w:hAnsi="Times New Roman"/>
+          <w:b/>
+          <w:sz w:val="22"/>
+        </w:rPr>
         <w:t>Telefon: 0421 7902-0, Telefax: 0421 7902-22</w:t>
       </w:r>
     </w:p>
     <w:p>
       <w:pPr>
+        <w:spacing w:before="120" w:after="60" w:line="259" w:lineRule="auto"/>
         <w:jc w:val="left"/>
       </w:pPr>
       <w:r>
+        <w:rPr>
+          <w:rFonts w:ascii="Times New Roman" w:hAnsi="Times New Roman"/>
+          <w:b/>
+          <w:sz w:val="22"/>
+        </w:rPr>
         <w:t>Unser Zeichen: 2026-0412/FE</w:t>
       </w:r>
     </w:p>
     <w:p>
       <w:pPr>
+        <w:spacing w:before="120" w:after="60" w:line="259" w:lineRule="auto"/>
         <w:jc w:val="left"/>
       </w:pPr>
       <w:r>
+        <w:rPr>
+          <w:rFonts w:ascii="Times New Roman" w:hAnsi="Times New Roman"/>
+          <w:b w:val="0"/>
+          <w:i w:val="0"/>
+          <w:sz w:val="22"/>
+        </w:rPr>
         <w:t>Datum: 24.06.2026</w:t>
       </w:r>
     </w:p>
     <w:p>
       <w:pPr>
+        <w:spacing w:before="120" w:after="60" w:line="259" w:lineRule="auto"/>
         <w:jc w:val="left"/>
       </w:pPr>
       <w:r>
+        <w:rPr>
+          <w:rFonts w:ascii="Times New Roman" w:hAnsi="Times New Roman"/>
+          <w:b/>
+          <w:sz w:val="22"/>
+        </w:rPr>
         <w:t>Deutsche Rentenversicherung Oldenburg-Bremen</w:t>
       </w:r>
     </w:p>
     <w:p>
       <w:pPr>
+        <w:spacing w:before="120" w:after="60" w:line="259" w:lineRule="auto"/>
         <w:jc w:val="left"/>
       </w:pPr>
       <w:r>
+        <w:rPr>
+          <w:rFonts w:ascii="Times New Roman" w:hAnsi="Times New Roman"/>
+          <w:b/>
+          <w:sz w:val="22"/>
+        </w:rPr>
         <w:t>Huntestraße 11</w:t>
       </w:r>
     </w:p>
     <w:p>
       <w:pPr>
+        <w:spacing w:before="120" w:after="60" w:line="259" w:lineRule="auto"/>
         <w:jc w:val="left"/>
       </w:pPr>
       <w:r>
+        <w:rPr>
+          <w:rFonts w:ascii="Times New Roman" w:hAnsi="Times New Roman"/>
+          <w:b/>
+          <w:sz w:val="22"/>
+        </w:rPr>
         <w:t>26135 Oldenburg</w:t>
       </w:r>
     </w:p>
     <w:p>
       <w:pPr>
+        <w:spacing w:line="259" w:lineRule="auto" w:after="60"/>
         <w:jc w:val="left"/>
       </w:pPr>
       <w:r>
@@ -79,6 +126,7 @@
     </w:p>
     <w:p>
       <w:pPr>
+        <w:spacing w:line="259" w:lineRule="auto" w:after="60"/>
         <w:jc w:val="left"/>
       </w:pPr>
       <w:r>
@@ -87,6 +135,7 @@
     </w:p>
     <w:p>
       <w:pPr>
+        <w:spacing w:line="259" w:lineRule="auto" w:after="60"/>
         <w:jc w:val="left"/>
       </w:pPr>
       <w:r>
@@ -95,6 +144,7 @@
     </w:p>
     <w:p>
       <w:pPr>
+        <w:spacing w:line="259" w:lineRule="auto" w:after="60"/>
         <w:jc w:val="left"/>
       </w:pPr>
       <w:r>
@@ -103,6 +153,7 @@
     </w:p>
     <w:p>
       <w:pPr>
+        <w:spacing w:line="259" w:lineRule="auto" w:after="60"/>
         <w:jc w:val="left"/>
       </w:pPr>
       <w:r>
@@ -111,6 +162,7 @@
     </w:p>
     <w:p>
       <w:pPr>
+        <w:spacing w:line="259" w:lineRule="auto" w:after="60"/>
         <w:jc w:val="left"/>
       </w:pPr>
       <w:r>
@@ -119,6 +171,7 @@
     </w:p>
     <w:p>
       <w:pPr>
+        <w:spacing w:line="259" w:lineRule="auto" w:after="60"/>
         <w:jc w:val="left"/>
       </w:pPr>
       <w:r>
@@ -127,6 +180,7 @@
     </w:p>
     <w:p>
       <w:pPr>
+        <w:spacing w:line="259" w:lineRule="auto" w:after="60"/>
         <w:jc w:val="left"/>
       </w:pPr>
       <w:r>
@@ -136,6 +190,7 @@
     <w:p>
       <w:pPr>
         <w:pStyle w:val="ListNumber"/>
+        <w:spacing w:line="259" w:lineRule="auto" w:after="60"/>
       </w:pPr>
       <w:r>
         <w:t>uns die vollständigen Berechnungsgrundlagen des Bescheids zu übersenden, insbesondere die Anlage zur Einkommensanrechnung mit Aufschlüsselung der Einkommensarten und der pauschalen Nettoermittlung,</w:t>
@@ -144,6 +199,7 @@
     <w:p>
       <w:pPr>
         <w:pStyle w:val="ListNumber"/>
+        <w:spacing w:line="259" w:lineRule="auto" w:after="60"/>
       </w:pPr>
       <w:r>
         <w:t>uns den vollständigen Versicherungsverlauf des verstorbenen Karl Bruns sowie den Versicherungsverlauf unserer Mandantin zu übersenden,</w:t>
@@ -152,6 +208,7 @@
     <w:p>
       <w:pPr>
         <w:pStyle w:val="ListNumber"/>
+        <w:spacing w:line="259" w:lineRule="auto" w:after="60"/>
       </w:pPr>
       <w:r>
         <w:t>mitzuteilen, ob und in welchem Umfang die von der Weser Pflegekasse für die Pflegetätigkeit unserer Mandantin gemeldeten Pflichtbeiträge (Zeiträume Oktober 2022 bis Juni 2023 und Dezember 2023 bis März 2024) in einem der beiden Versicherungskonten berücksichtigt sind und welche Auswirkung ihnen auf die eigene Altersrente und auf die Witwenrente zukommt.</w:t>
@@ -159,6 +216,7 @@
     </w:p>
     <w:p>
       <w:pPr>
+        <w:spacing w:line="259" w:lineRule="auto" w:after="60"/>
         <w:jc w:val="left"/>
       </w:pPr>
       <w:r>
@@ -167,6 +225,7 @@
     </w:p>
     <w:p>
       <w:pPr>
+        <w:spacing w:line="259" w:lineRule="auto" w:after="60"/>
         <w:jc w:val="left"/>
       </w:pPr>
       <w:r>
@@ -175,6 +234,7 @@
     </w:p>
     <w:p>
       <w:pPr>
+        <w:spacing w:line="259" w:lineRule="auto" w:after="60"/>
         <w:jc w:val="left"/>
       </w:pPr>
       <w:r>
@@ -183,6 +243,7 @@
     </w:p>
     <w:p>
       <w:pPr>
+        <w:spacing w:line="259" w:lineRule="auto" w:after="60"/>
         <w:jc w:val="left"/>
       </w:pPr>
       <w:r>
@@ -191,6 +252,7 @@
     </w:p>
     <w:p>
       <w:pPr>
+        <w:spacing w:line="259" w:lineRule="auto" w:after="60"/>
         <w:jc w:val="left"/>
       </w:pPr>
       <w:r>
@@ -198,13 +260,58 @@
       </w:r>
     </w:p>
     <w:sectPr>
+      <w:headerReference w:type="default" r:id="rId9"/>
+      <w:footerReference w:type="default" r:id="rId10"/>
       <w:pgSz w:w="11906" w:h="16838"/>
-      <w:pgMar w:top="1417" w:right="1417" w:bottom="1417" w:left="1417" w:header="720" w:footer="720" w:gutter="0"/>
+      <w:pgMar w:top="1191" w:right="1247" w:bottom="1134" w:left="1361" w:header="720" w:footer="720" w:gutter="0"/>
       <w:cols w:space="720"/>
       <w:docGrid w:linePitch="360"/>
     </w:sectPr>
   </w:body>
 </w:document>
+</file>
+
+<file path=word/footer1.xml><?xml version="1.0" encoding="utf-8"?>
+<w:ftr xmlns:m="http://schemas.openxmlformats.org/officeDocument/2006/math" xmlns:mc="http://schemas.openxmlformats.org/markup-compatibility/2006" xmlns:mo="http://schemas.microsoft.com/office/mac/office/2008/main" xmlns:mv="urn:schemas-microsoft-com:mac:vml" xmlns:o="urn:schemas-microsoft-com:office:office" xmlns:r="http://schemas.openxmlformats.org/officeDocument/2006/relationships" xmlns:v="urn:schemas-microsoft-com:vml" xmlns:w10="urn:schemas-microsoft-com:office:word" xmlns:w14="http://schemas.microsoft.com/office/word/2010/wordml" xmlns:w="http://schemas.openxmlformats.org/wordprocessingml/2006/main" xmlns:wne="http://schemas.microsoft.com/office/word/2006/wordml" xmlns:wp14="http://schemas.microsoft.com/office/word/2010/wordprocessingDrawing" xmlns:wp="http://schemas.openxmlformats.org/drawingml/2006/wordprocessingDrawing" xmlns:wpc="http://schemas.microsoft.com/office/word/2010/wordprocessingCanvas" xmlns:wpg="http://schemas.microsoft.com/office/word/2010/wordprocessingGroup" xmlns:wpi="http://schemas.microsoft.com/office/word/2010/wordprocessingInk" xmlns:wps="http://schemas.microsoft.com/office/word/2010/wordprocessingShape" mc:Ignorable="w14 wp14">
+  <w:p>
+    <w:pPr>
+      <w:pStyle w:val="Footer"/>
+      <w:jc w:val="left"/>
+    </w:pPr>
+    <w:r/>
+    <w:r>
+      <w:rPr>
+        <w:rFonts w:ascii="Times New Roman" w:hAnsi="Times New Roman"/>
+        <w:b w:val="0"/>
+        <w:color w:val="777777"/>
+        <w:sz w:val="17"/>
+      </w:rPr>
+      <w:t>Vertraulich | Bearbeitungsstand Juli 2026 | nur zur Aktenbearbeitung</w:t>
+    </w:r>
+  </w:p>
+</w:ftr>
+</file>
+
+<file path=word/header1.xml><?xml version="1.0" encoding="utf-8"?>
+<w:hdr xmlns:m="http://schemas.openxmlformats.org/officeDocument/2006/math" xmlns:mc="http://schemas.openxmlformats.org/markup-compatibility/2006" xmlns:mo="http://schemas.microsoft.com/office/mac/office/2008/main" xmlns:mv="urn:schemas-microsoft-com:mac:vml" xmlns:o="urn:schemas-microsoft-com:office:office" xmlns:r="http://schemas.openxmlformats.org/officeDocument/2006/relationships" xmlns:v="urn:schemas-microsoft-com:vml" xmlns:w10="urn:schemas-microsoft-com:office:word" xmlns:w14="http://schemas.microsoft.com/office/word/2010/wordml" xmlns:w="http://schemas.openxmlformats.org/wordprocessingml/2006/main" xmlns:wne="http://schemas.microsoft.com/office/word/2006/wordml" xmlns:wp14="http://schemas.microsoft.com/office/word/2010/wordprocessingDrawing" xmlns:wp="http://schemas.openxmlformats.org/drawingml/2006/wordprocessingDrawing" xmlns:wpc="http://schemas.microsoft.com/office/word/2010/wordprocessingCanvas" xmlns:wpg="http://schemas.microsoft.com/office/word/2010/wordprocessingGroup" xmlns:wpi="http://schemas.microsoft.com/office/word/2010/wordprocessingInk" xmlns:wps="http://schemas.microsoft.com/office/word/2010/wordprocessingShape" mc:Ignorable="w14 wp14">
+  <w:p>
+    <w:pPr>
+      <w:pStyle w:val="Header"/>
+      <w:jc w:val="left"/>
+    </w:pPr>
+    <w:r/>
+    <w:r>
+      <w:rPr>
+        <w:rFonts w:ascii="Times New Roman" w:hAnsi="Times New Roman"/>
+        <w:b w:val="0"/>
+        <w:i w:val="0"/>
+        <w:color w:val="666666"/>
+        <w:sz w:val="17"/>
+      </w:rPr>
+      <w:t>Rentenberatung Jessen &amp; Kollegium | Renten- und Versorgungsakte | Bearbeitungsstand Juli 2026</w:t>
+    </w:r>
+  </w:p>
+</w:hdr>
 </file>
 
 <file path=word/numbering.xml><?xml version="1.0" encoding="utf-8"?>
@@ -921,11 +1028,12 @@
       <w:contextualSpacing/>
     </w:pPr>
     <w:rPr>
-      <w:rFonts w:asciiTheme="majorHAnsi" w:eastAsiaTheme="majorEastAsia" w:hAnsiTheme="majorHAnsi" w:cstheme="majorBidi"/>
+      <w:rFonts w:asciiTheme="majorHAnsi" w:eastAsiaTheme="majorEastAsia" w:hAnsiTheme="majorHAnsi" w:cstheme="majorBidi" w:ascii="Times New Roman" w:hAnsi="Times New Roman"/>
+      <w:b/>
       <w:color w:val="17365D" w:themeColor="text2" w:themeShade="BF"/>
       <w:spacing w:val="5"/>
       <w:kern w:val="28"/>
-      <w:sz w:val="52"/>
+      <w:sz w:val="30"/>
       <w:szCs w:val="52"/>
     </w:rPr>
   </w:style>
